--- a/results/regression.docx
+++ b/results/regression.docx
@@ -25,7 +25,6 @@
           <w:trHeight w:val="360" w:hRule="auto"/>
           <w:tblHeader/>
         </w:trPr>
-        header1
         <w:tc>
           <w:tcPr>
             <w:tcBorders>
@@ -60,6 +59,7 @@
                 <w:i w:val="false"/>
                 <w:b w:val="false"/>
                 <w:u w:val="none"/>
+                <w:strike w:val="false"/>
                 <w:sz w:val="22"/>
                 <w:szCs w:val="22"/>
                 <w:color w:val="000000"/>
@@ -71,6 +71,7 @@
                 <w:i w:val="false"/>
                 <w:b w:val="false"/>
                 <w:u w:val="none"/>
+                <w:strike w:val="false"/>
                 <w:sz w:val="22"/>
                 <w:szCs w:val="22"/>
                 <w:color w:val="000000"/>
@@ -99,7 +100,7 @@
           <w:p>
             <w:pPr>
               <w:pStyle w:val="Normal"/>
-              <w:jc w:val="left"/>
+              <w:jc w:val="center"/>
               <w:pBdr>
                 <w:bottom w:val="none" w:sz="0" w:space="0" w:color="000000"/>
                 <w:top w:val="none" w:sz="0" w:space="0" w:color="000000"/>
@@ -113,6 +114,7 @@
                 <w:i w:val="false"/>
                 <w:b w:val="false"/>
                 <w:u w:val="none"/>
+                <w:strike w:val="false"/>
                 <w:sz w:val="22"/>
                 <w:szCs w:val="22"/>
                 <w:color w:val="000000"/>
@@ -124,6 +126,7 @@
                 <w:i w:val="false"/>
                 <w:b w:val="false"/>
                 <w:u w:val="none"/>
+                <w:strike w:val="false"/>
                 <w:sz w:val="22"/>
                 <w:szCs w:val="22"/>
                 <w:color w:val="000000"/>
@@ -137,7 +140,6 @@
         <w:trPr>
           <w:trHeight w:val="360" w:hRule="auto"/>
         </w:trPr>
-        body1
         <w:tc>
           <w:tcPr>
             <w:tcBorders>
@@ -172,6 +174,7 @@
                 <w:i w:val="false"/>
                 <w:b w:val="false"/>
                 <w:u w:val="none"/>
+                <w:strike w:val="false"/>
                 <w:sz w:val="22"/>
                 <w:szCs w:val="22"/>
                 <w:color w:val="000000"/>
@@ -183,6 +186,7 @@
                 <w:i w:val="false"/>
                 <w:b w:val="false"/>
                 <w:u w:val="none"/>
+                <w:strike w:val="false"/>
                 <w:sz w:val="22"/>
                 <w:szCs w:val="22"/>
                 <w:color w:val="000000"/>
@@ -211,7 +215,7 @@
           <w:p>
             <w:pPr>
               <w:pStyle w:val="Normal"/>
-              <w:jc w:val="left"/>
+              <w:jc w:val="center"/>
               <w:pBdr>
                 <w:bottom w:val="none" w:sz="0" w:space="0" w:color="000000"/>
                 <w:top w:val="none" w:sz="0" w:space="0" w:color="000000"/>
@@ -225,6 +229,7 @@
                 <w:i w:val="false"/>
                 <w:b w:val="false"/>
                 <w:u w:val="none"/>
+                <w:strike w:val="false"/>
                 <w:sz w:val="22"/>
                 <w:szCs w:val="22"/>
                 <w:color w:val="000000"/>
@@ -236,6 +241,7 @@
                 <w:i w:val="false"/>
                 <w:b w:val="false"/>
                 <w:u w:val="none"/>
+                <w:strike w:val="false"/>
                 <w:sz w:val="22"/>
                 <w:szCs w:val="22"/>
                 <w:color w:val="000000"/>
@@ -249,7 +255,6 @@
         <w:trPr>
           <w:trHeight w:val="360" w:hRule="auto"/>
         </w:trPr>
-        body2
         <w:tc>
           <w:tcPr>
             <w:tcBorders>
@@ -284,6 +289,7 @@
                 <w:i w:val="false"/>
                 <w:b w:val="false"/>
                 <w:u w:val="none"/>
+                <w:strike w:val="false"/>
                 <w:sz w:val="22"/>
                 <w:szCs w:val="22"/>
                 <w:color w:val="000000"/>
@@ -295,6 +301,7 @@
                 <w:i w:val="false"/>
                 <w:b w:val="false"/>
                 <w:u w:val="none"/>
+                <w:strike w:val="false"/>
                 <w:sz w:val="22"/>
                 <w:szCs w:val="22"/>
                 <w:color w:val="000000"/>
@@ -303,6 +310,66 @@
             </w:r>
           </w:p>
         </w:tc>
+        <w:tc>
+          <w:tcPr>
+            <w:tcBorders>
+              <w:bottom w:val="none" w:sz="0" w:space="0" w:color="000000"/>
+              <w:top w:val="none" w:sz="0" w:space="0" w:color="000000"/>
+              <w:left w:val="none" w:sz="0" w:space="0" w:color="000000"/>
+              <w:right w:val="none" w:sz="0" w:space="0" w:color="000000"/>
+            </w:tcBorders>
+            <w:shd w:val="clear" w:color="auto" w:fill="FFFFFF"/>
+            <w:tcMar>
+              <w:top w:w="0" w:type="dxa"/>
+              <w:bottom w:w="0" w:type="dxa"/>
+              <w:left w:w="0" w:type="dxa"/>
+              <w:right w:w="0" w:type="dxa"/>
+            </w:tcMar>
+            <w:vAlign w:val="center"/>
+          </w:tcPr>
+          <w:p>
+            <w:pPr>
+              <w:pStyle w:val="Normal"/>
+              <w:jc w:val="center"/>
+              <w:pBdr>
+                <w:bottom w:val="none" w:sz="0" w:space="0" w:color="000000"/>
+                <w:top w:val="none" w:sz="0" w:space="0" w:color="000000"/>
+                <w:left w:val="none" w:sz="0" w:space="0" w:color="000000"/>
+                <w:right w:val="none" w:sz="0" w:space="0" w:color="000000"/>
+              </w:pBdr>
+              <w:spacing w:after="100" w:before="100" w:line="240"/>
+              <w:ind w:left="100" w:right="100" w:firstLine="0" w:firstLineChars="0"/>
+              <w:rPr>
+                <w:rFonts w:ascii="Helvetica" w:hAnsi="Helvetica" w:eastAsia="Helvetica" w:cs="Helvetica"/>
+                <w:i w:val="false"/>
+                <w:b w:val="false"/>
+                <w:u w:val="none"/>
+                <w:strike w:val="false"/>
+                <w:sz w:val="22"/>
+                <w:szCs w:val="22"/>
+                <w:color w:val="000000"/>
+              </w:rPr>
+            </w:pPr>
+            <w:r>
+              <w:rPr>
+                <w:rFonts w:ascii="Helvetica" w:hAnsi="Helvetica" w:eastAsia="Helvetica" w:cs="Helvetica"/>
+                <w:i w:val="false"/>
+                <w:b w:val="false"/>
+                <w:u w:val="none"/>
+                <w:strike w:val="false"/>
+                <w:sz w:val="22"/>
+                <w:szCs w:val="22"/>
+                <w:color w:val="000000"/>
+              </w:rPr>
+              <w:t xml:space="preserve">(0.044)</w:t>
+            </w:r>
+          </w:p>
+        </w:tc>
+      </w:tr>
+      <w:tr>
+        <w:trPr>
+          <w:trHeight w:val="360" w:hRule="auto"/>
+        </w:trPr>
         <w:tc>
           <w:tcPr>
             <w:tcBorders>
@@ -337,6 +404,7 @@
                 <w:i w:val="false"/>
                 <w:b w:val="false"/>
                 <w:u w:val="none"/>
+                <w:strike w:val="false"/>
                 <w:sz w:val="22"/>
                 <w:szCs w:val="22"/>
                 <w:color w:val="000000"/>
@@ -348,11 +416,67 @@
                 <w:i w:val="false"/>
                 <w:b w:val="false"/>
                 <w:u w:val="none"/>
-                <w:sz w:val="22"/>
-                <w:szCs w:val="22"/>
-                <w:color w:val="000000"/>
-              </w:rPr>
-              <w:t xml:space="preserve">(0.044)</w:t>
+                <w:strike w:val="false"/>
+                <w:sz w:val="22"/>
+                <w:szCs w:val="22"/>
+                <w:color w:val="000000"/>
+              </w:rPr>
+              <w:t xml:space="preserve">年齢</w:t>
+            </w:r>
+          </w:p>
+        </w:tc>
+        <w:tc>
+          <w:tcPr>
+            <w:tcBorders>
+              <w:bottom w:val="none" w:sz="0" w:space="0" w:color="000000"/>
+              <w:top w:val="none" w:sz="0" w:space="0" w:color="000000"/>
+              <w:left w:val="none" w:sz="0" w:space="0" w:color="000000"/>
+              <w:right w:val="none" w:sz="0" w:space="0" w:color="000000"/>
+            </w:tcBorders>
+            <w:shd w:val="clear" w:color="auto" w:fill="FFFFFF"/>
+            <w:tcMar>
+              <w:top w:w="0" w:type="dxa"/>
+              <w:bottom w:w="0" w:type="dxa"/>
+              <w:left w:w="0" w:type="dxa"/>
+              <w:right w:w="0" w:type="dxa"/>
+            </w:tcMar>
+            <w:vAlign w:val="center"/>
+          </w:tcPr>
+          <w:p>
+            <w:pPr>
+              <w:pStyle w:val="Normal"/>
+              <w:jc w:val="center"/>
+              <w:pBdr>
+                <w:bottom w:val="none" w:sz="0" w:space="0" w:color="000000"/>
+                <w:top w:val="none" w:sz="0" w:space="0" w:color="000000"/>
+                <w:left w:val="none" w:sz="0" w:space="0" w:color="000000"/>
+                <w:right w:val="none" w:sz="0" w:space="0" w:color="000000"/>
+              </w:pBdr>
+              <w:spacing w:after="100" w:before="100" w:line="240"/>
+              <w:ind w:left="100" w:right="100" w:firstLine="0" w:firstLineChars="0"/>
+              <w:rPr>
+                <w:rFonts w:ascii="Helvetica" w:hAnsi="Helvetica" w:eastAsia="Helvetica" w:cs="Helvetica"/>
+                <w:i w:val="false"/>
+                <w:b w:val="false"/>
+                <w:u w:val="none"/>
+                <w:strike w:val="false"/>
+                <w:sz w:val="22"/>
+                <w:szCs w:val="22"/>
+                <w:color w:val="000000"/>
+              </w:rPr>
+            </w:pPr>
+            <w:r>
+              <w:rPr>
+                <w:rFonts w:ascii="Helvetica" w:hAnsi="Helvetica" w:eastAsia="Helvetica" w:cs="Helvetica"/>
+                <w:i w:val="false"/>
+                <w:b w:val="false"/>
+                <w:u w:val="none"/>
+                <w:strike w:val="false"/>
+                <w:sz w:val="22"/>
+                <w:szCs w:val="22"/>
+                <w:color w:val="000000"/>
+              </w:rPr>
+              <w:t xml:space="preserve">0.004***</w:t>
             </w:r>
           </w:p>
         </w:tc>
@@ -361,11 +485,10 @@
         <w:trPr>
           <w:trHeight w:val="360" w:hRule="auto"/>
         </w:trPr>
-        body3
         <w:tc>
           <w:tcPr>
             <w:tcBorders>
-              <w:bottom w:val="none" w:sz="0" w:space="0" w:color="000000"/>
+              <w:bottom w:val="single" w:sz="6" w:space="0" w:color="666666"/>
               <w:top w:val="none" w:sz="0" w:space="0" w:color="000000"/>
               <w:left w:val="none" w:sz="0" w:space="0" w:color="000000"/>
               <w:right w:val="none" w:sz="0" w:space="0" w:color="000000"/>
@@ -396,6 +519,7 @@
                 <w:i w:val="false"/>
                 <w:b w:val="false"/>
                 <w:u w:val="none"/>
+                <w:strike w:val="false"/>
                 <w:sz w:val="22"/>
                 <w:szCs w:val="22"/>
                 <w:color w:val="000000"/>
@@ -407,19 +531,80 @@
                 <w:i w:val="false"/>
                 <w:b w:val="false"/>
                 <w:u w:val="none"/>
-                <w:sz w:val="22"/>
-                <w:szCs w:val="22"/>
-                <w:color w:val="000000"/>
-              </w:rPr>
-              <w:t xml:space="preserve">年齢</w:t>
+                <w:strike w:val="false"/>
+                <w:sz w:val="22"/>
+                <w:szCs w:val="22"/>
+                <w:color w:val="000000"/>
+              </w:rPr>
+              <w:t xml:space="preserve"/>
             </w:r>
           </w:p>
         </w:tc>
         <w:tc>
           <w:tcPr>
             <w:tcBorders>
+              <w:bottom w:val="single" w:sz="6" w:space="0" w:color="666666"/>
+              <w:top w:val="none" w:sz="0" w:space="0" w:color="000000"/>
+              <w:left w:val="none" w:sz="0" w:space="0" w:color="000000"/>
+              <w:right w:val="none" w:sz="0" w:space="0" w:color="000000"/>
+            </w:tcBorders>
+            <w:shd w:val="clear" w:color="auto" w:fill="FFFFFF"/>
+            <w:tcMar>
+              <w:top w:w="0" w:type="dxa"/>
+              <w:bottom w:w="0" w:type="dxa"/>
+              <w:left w:w="0" w:type="dxa"/>
+              <w:right w:w="0" w:type="dxa"/>
+            </w:tcMar>
+            <w:vAlign w:val="center"/>
+          </w:tcPr>
+          <w:p>
+            <w:pPr>
+              <w:pStyle w:val="Normal"/>
+              <w:jc w:val="center"/>
+              <w:pBdr>
+                <w:bottom w:val="none" w:sz="0" w:space="0" w:color="000000"/>
+                <w:top w:val="none" w:sz="0" w:space="0" w:color="000000"/>
+                <w:left w:val="none" w:sz="0" w:space="0" w:color="000000"/>
+                <w:right w:val="none" w:sz="0" w:space="0" w:color="000000"/>
+              </w:pBdr>
+              <w:spacing w:after="100" w:before="100" w:line="240"/>
+              <w:ind w:left="100" w:right="100" w:firstLine="0" w:firstLineChars="0"/>
+              <w:rPr>
+                <w:rFonts w:ascii="Helvetica" w:hAnsi="Helvetica" w:eastAsia="Helvetica" w:cs="Helvetica"/>
+                <w:i w:val="false"/>
+                <w:b w:val="false"/>
+                <w:u w:val="none"/>
+                <w:strike w:val="false"/>
+                <w:sz w:val="22"/>
+                <w:szCs w:val="22"/>
+                <w:color w:val="000000"/>
+              </w:rPr>
+            </w:pPr>
+            <w:r>
+              <w:rPr>
+                <w:rFonts w:ascii="Helvetica" w:hAnsi="Helvetica" w:eastAsia="Helvetica" w:cs="Helvetica"/>
+                <w:i w:val="false"/>
+                <w:b w:val="false"/>
+                <w:u w:val="none"/>
+                <w:strike w:val="false"/>
+                <w:sz w:val="22"/>
+                <w:szCs w:val="22"/>
+                <w:color w:val="000000"/>
+              </w:rPr>
+              <w:t xml:space="preserve">(0.001)</w:t>
+            </w:r>
+          </w:p>
+        </w:tc>
+      </w:tr>
+      <w:tr>
+        <w:trPr>
+          <w:trHeight w:val="360" w:hRule="auto"/>
+        </w:trPr>
+        <w:tc>
+          <w:tcPr>
+            <w:tcBorders>
               <w:bottom w:val="none" w:sz="0" w:space="0" w:color="000000"/>
-              <w:top w:val="none" w:sz="0" w:space="0" w:color="000000"/>
+              <w:top w:val="single" w:sz="6" w:space="0" w:color="666666"/>
               <w:left w:val="none" w:sz="0" w:space="0" w:color="000000"/>
               <w:right w:val="none" w:sz="0" w:space="0" w:color="000000"/>
             </w:tcBorders>
@@ -449,6 +634,7 @@
                 <w:i w:val="false"/>
                 <w:b w:val="false"/>
                 <w:u w:val="none"/>
+                <w:strike w:val="false"/>
                 <w:sz w:val="22"/>
                 <w:szCs w:val="22"/>
                 <w:color w:val="000000"/>
@@ -460,25 +646,20 @@
                 <w:i w:val="false"/>
                 <w:b w:val="false"/>
                 <w:u w:val="none"/>
-                <w:sz w:val="22"/>
-                <w:szCs w:val="22"/>
-                <w:color w:val="000000"/>
-              </w:rPr>
-              <w:t xml:space="preserve">0.004***</w:t>
+                <w:strike w:val="false"/>
+                <w:sz w:val="22"/>
+                <w:szCs w:val="22"/>
+                <w:color w:val="000000"/>
+              </w:rPr>
+              <w:t xml:space="preserve">Num.Obs.</w:t>
             </w:r>
           </w:p>
         </w:tc>
-      </w:tr>
-      <w:tr>
-        <w:trPr>
-          <w:trHeight w:val="360" w:hRule="auto"/>
-        </w:trPr>
-        body4
         <w:tc>
           <w:tcPr>
             <w:tcBorders>
               <w:bottom w:val="none" w:sz="0" w:space="0" w:color="000000"/>
-              <w:top w:val="none" w:sz="0" w:space="0" w:color="000000"/>
+              <w:top w:val="single" w:sz="6" w:space="0" w:color="666666"/>
               <w:left w:val="none" w:sz="0" w:space="0" w:color="000000"/>
               <w:right w:val="none" w:sz="0" w:space="0" w:color="000000"/>
             </w:tcBorders>
@@ -494,7 +675,7 @@
           <w:p>
             <w:pPr>
               <w:pStyle w:val="Normal"/>
-              <w:jc w:val="left"/>
+              <w:jc w:val="center"/>
               <w:pBdr>
                 <w:bottom w:val="none" w:sz="0" w:space="0" w:color="000000"/>
                 <w:top w:val="none" w:sz="0" w:space="0" w:color="000000"/>
@@ -508,6 +689,7 @@
                 <w:i w:val="false"/>
                 <w:b w:val="false"/>
                 <w:u w:val="none"/>
+                <w:strike w:val="false"/>
                 <w:sz w:val="22"/>
                 <w:szCs w:val="22"/>
                 <w:color w:val="000000"/>
@@ -519,171 +701,7 @@
                 <w:i w:val="false"/>
                 <w:b w:val="false"/>
                 <w:u w:val="none"/>
-                <w:sz w:val="22"/>
-                <w:szCs w:val="22"/>
-                <w:color w:val="000000"/>
-              </w:rPr>
-              <w:t xml:space="preserve"/>
-            </w:r>
-          </w:p>
-        </w:tc>
-        <w:tc>
-          <w:tcPr>
-            <w:tcBorders>
-              <w:bottom w:val="none" w:sz="0" w:space="0" w:color="000000"/>
-              <w:top w:val="none" w:sz="0" w:space="0" w:color="000000"/>
-              <w:left w:val="none" w:sz="0" w:space="0" w:color="000000"/>
-              <w:right w:val="none" w:sz="0" w:space="0" w:color="000000"/>
-            </w:tcBorders>
-            <w:shd w:val="clear" w:color="auto" w:fill="FFFFFF"/>
-            <w:tcMar>
-              <w:top w:w="0" w:type="dxa"/>
-              <w:bottom w:w="0" w:type="dxa"/>
-              <w:left w:w="0" w:type="dxa"/>
-              <w:right w:w="0" w:type="dxa"/>
-            </w:tcMar>
-            <w:vAlign w:val="center"/>
-          </w:tcPr>
-          <w:p>
-            <w:pPr>
-              <w:pStyle w:val="Normal"/>
-              <w:jc w:val="left"/>
-              <w:pBdr>
-                <w:bottom w:val="none" w:sz="0" w:space="0" w:color="000000"/>
-                <w:top w:val="none" w:sz="0" w:space="0" w:color="000000"/>
-                <w:left w:val="none" w:sz="0" w:space="0" w:color="000000"/>
-                <w:right w:val="none" w:sz="0" w:space="0" w:color="000000"/>
-              </w:pBdr>
-              <w:spacing w:after="100" w:before="100" w:line="240"/>
-              <w:ind w:left="100" w:right="100" w:firstLine="0" w:firstLineChars="0"/>
-              <w:rPr>
-                <w:rFonts w:ascii="Helvetica" w:hAnsi="Helvetica" w:eastAsia="Helvetica" w:cs="Helvetica"/>
-                <w:i w:val="false"/>
-                <w:b w:val="false"/>
-                <w:u w:val="none"/>
-                <w:sz w:val="22"/>
-                <w:szCs w:val="22"/>
-                <w:color w:val="000000"/>
-              </w:rPr>
-            </w:pPr>
-            <w:r>
-              <w:rPr>
-                <w:rFonts w:ascii="Helvetica" w:hAnsi="Helvetica" w:eastAsia="Helvetica" w:cs="Helvetica"/>
-                <w:i w:val="false"/>
-                <w:b w:val="false"/>
-                <w:u w:val="none"/>
-                <w:sz w:val="22"/>
-                <w:szCs w:val="22"/>
-                <w:color w:val="000000"/>
-              </w:rPr>
-              <w:t xml:space="preserve">(0.001)</w:t>
-            </w:r>
-          </w:p>
-        </w:tc>
-      </w:tr>
-      <w:tr>
-        <w:trPr>
-          <w:trHeight w:val="360" w:hRule="auto"/>
-        </w:trPr>
-        body5
-        <w:tc>
-          <w:tcPr>
-            <w:tcBorders>
-              <w:bottom w:val="none" w:sz="0" w:space="0" w:color="000000"/>
-              <w:top w:val="none" w:sz="0" w:space="0" w:color="000000"/>
-              <w:left w:val="none" w:sz="0" w:space="0" w:color="000000"/>
-              <w:right w:val="none" w:sz="0" w:space="0" w:color="000000"/>
-            </w:tcBorders>
-            <w:shd w:val="clear" w:color="auto" w:fill="FFFFFF"/>
-            <w:tcMar>
-              <w:top w:w="0" w:type="dxa"/>
-              <w:bottom w:w="0" w:type="dxa"/>
-              <w:left w:w="0" w:type="dxa"/>
-              <w:right w:w="0" w:type="dxa"/>
-            </w:tcMar>
-            <w:vAlign w:val="center"/>
-          </w:tcPr>
-          <w:p>
-            <w:pPr>
-              <w:pStyle w:val="Normal"/>
-              <w:jc w:val="left"/>
-              <w:pBdr>
-                <w:bottom w:val="none" w:sz="0" w:space="0" w:color="000000"/>
-                <w:top w:val="none" w:sz="0" w:space="0" w:color="000000"/>
-                <w:left w:val="none" w:sz="0" w:space="0" w:color="000000"/>
-                <w:right w:val="none" w:sz="0" w:space="0" w:color="000000"/>
-              </w:pBdr>
-              <w:spacing w:after="100" w:before="100" w:line="240"/>
-              <w:ind w:left="100" w:right="100" w:firstLine="0" w:firstLineChars="0"/>
-              <w:rPr>
-                <w:rFonts w:ascii="Helvetica" w:hAnsi="Helvetica" w:eastAsia="Helvetica" w:cs="Helvetica"/>
-                <w:i w:val="false"/>
-                <w:b w:val="false"/>
-                <w:u w:val="none"/>
-                <w:sz w:val="22"/>
-                <w:szCs w:val="22"/>
-                <w:color w:val="000000"/>
-              </w:rPr>
-            </w:pPr>
-            <w:r>
-              <w:rPr>
-                <w:rFonts w:ascii="Helvetica" w:hAnsi="Helvetica" w:eastAsia="Helvetica" w:cs="Helvetica"/>
-                <w:i w:val="false"/>
-                <w:b w:val="false"/>
-                <w:u w:val="none"/>
-                <w:sz w:val="22"/>
-                <w:szCs w:val="22"/>
-                <w:color w:val="000000"/>
-              </w:rPr>
-              <w:t xml:space="preserve">Num.Obs.</w:t>
-            </w:r>
-          </w:p>
-        </w:tc>
-        <w:tc>
-          <w:tcPr>
-            <w:tcBorders>
-              <w:bottom w:val="none" w:sz="0" w:space="0" w:color="000000"/>
-              <w:top w:val="none" w:sz="0" w:space="0" w:color="000000"/>
-              <w:left w:val="none" w:sz="0" w:space="0" w:color="000000"/>
-              <w:right w:val="none" w:sz="0" w:space="0" w:color="000000"/>
-            </w:tcBorders>
-            <w:shd w:val="clear" w:color="auto" w:fill="FFFFFF"/>
-            <w:tcMar>
-              <w:top w:w="0" w:type="dxa"/>
-              <w:bottom w:w="0" w:type="dxa"/>
-              <w:left w:w="0" w:type="dxa"/>
-              <w:right w:w="0" w:type="dxa"/>
-            </w:tcMar>
-            <w:vAlign w:val="center"/>
-          </w:tcPr>
-          <w:p>
-            <w:pPr>
-              <w:pStyle w:val="Normal"/>
-              <w:jc w:val="left"/>
-              <w:pBdr>
-                <w:bottom w:val="none" w:sz="0" w:space="0" w:color="000000"/>
-                <w:top w:val="none" w:sz="0" w:space="0" w:color="000000"/>
-                <w:left w:val="none" w:sz="0" w:space="0" w:color="000000"/>
-                <w:right w:val="none" w:sz="0" w:space="0" w:color="000000"/>
-              </w:pBdr>
-              <w:spacing w:after="100" w:before="100" w:line="240"/>
-              <w:ind w:left="100" w:right="100" w:firstLine="0" w:firstLineChars="0"/>
-              <w:rPr>
-                <w:rFonts w:ascii="Helvetica" w:hAnsi="Helvetica" w:eastAsia="Helvetica" w:cs="Helvetica"/>
-                <w:i w:val="false"/>
-                <w:b w:val="false"/>
-                <w:u w:val="none"/>
-                <w:sz w:val="22"/>
-                <w:szCs w:val="22"/>
-                <w:color w:val="000000"/>
-              </w:rPr>
-            </w:pPr>
-            <w:r>
-              <w:rPr>
-                <w:rFonts w:ascii="Helvetica" w:hAnsi="Helvetica" w:eastAsia="Helvetica" w:cs="Helvetica"/>
-                <w:i w:val="false"/>
-                <w:b w:val="false"/>
-                <w:u w:val="none"/>
+                <w:strike w:val="false"/>
                 <w:sz w:val="22"/>
                 <w:szCs w:val="22"/>
                 <w:color w:val="000000"/>
@@ -697,7 +715,6 @@
         <w:trPr>
           <w:trHeight w:val="360" w:hRule="auto"/>
         </w:trPr>
-        body6
         <w:tc>
           <w:tcPr>
             <w:tcBorders>
@@ -732,6 +749,7 @@
                 <w:i w:val="false"/>
                 <w:b w:val="false"/>
                 <w:u w:val="none"/>
+                <w:strike w:val="false"/>
                 <w:sz w:val="22"/>
                 <w:szCs w:val="22"/>
                 <w:color w:val="000000"/>
@@ -743,6 +761,7 @@
                 <w:i w:val="false"/>
                 <w:b w:val="false"/>
                 <w:u w:val="none"/>
+                <w:strike w:val="false"/>
                 <w:sz w:val="22"/>
                 <w:szCs w:val="22"/>
                 <w:color w:val="000000"/>
@@ -771,7 +790,7 @@
           <w:p>
             <w:pPr>
               <w:pStyle w:val="Normal"/>
-              <w:jc w:val="left"/>
+              <w:jc w:val="center"/>
               <w:pBdr>
                 <w:bottom w:val="none" w:sz="0" w:space="0" w:color="000000"/>
                 <w:top w:val="none" w:sz="0" w:space="0" w:color="000000"/>
@@ -785,6 +804,7 @@
                 <w:i w:val="false"/>
                 <w:b w:val="false"/>
                 <w:u w:val="none"/>
+                <w:strike w:val="false"/>
                 <w:sz w:val="22"/>
                 <w:szCs w:val="22"/>
                 <w:color w:val="000000"/>
@@ -796,6 +816,7 @@
                 <w:i w:val="false"/>
                 <w:b w:val="false"/>
                 <w:u w:val="none"/>
+                <w:strike w:val="false"/>
                 <w:sz w:val="22"/>
                 <w:szCs w:val="22"/>
                 <w:color w:val="000000"/>
@@ -809,7 +830,6 @@
         <w:trPr>
           <w:trHeight w:val="360" w:hRule="auto"/>
         </w:trPr>
-        footer1
         <w:tc>
           <w:tcPr>
             <w:gridSpan w:val="2"/>
@@ -845,6 +865,7 @@
                 <w:i w:val="false"/>
                 <w:b w:val="false"/>
                 <w:u w:val="none"/>
+                <w:strike w:val="false"/>
                 <w:sz w:val="22"/>
                 <w:szCs w:val="22"/>
                 <w:color w:val="000000"/>
@@ -856,6 +877,7 @@
                 <w:i w:val="false"/>
                 <w:b w:val="false"/>
                 <w:u w:val="none"/>
+                <w:strike w:val="false"/>
                 <w:sz w:val="22"/>
                 <w:szCs w:val="22"/>
                 <w:color w:val="000000"/>
@@ -866,9 +888,9 @@
         </w:tc>
       </w:tr>
     </w:tbl>
-    <w:sectPr w:officer="true">
-      <w:pgMar w:header="720" w:bottom="1440" w:top="1440" w:right="1440" w:left="1440" w:footer="720" w:gutter="720"/>
-      <w:pgSz w:h="16848" w:w="11952" w:orient="portrait"/>
+    <w:sectPr>
+      <w:pgMar w:header="708" w:bottom="1417" w:top="1417" w:right="1417" w:left="1417" w:footer="708" w:gutter="0"/>
+      <w:pgSz w:h="16838" w:w="11906" w:orient="portrait"/>
       <w:type w:val="continuous"/>
       <w:cols/>
     </w:sectPr>

--- a/results/regression.docx
+++ b/results/regression.docx
@@ -25,6 +25,7 @@
           <w:trHeight w:val="360" w:hRule="auto"/>
           <w:tblHeader/>
         </w:trPr>
+        header1
         <w:tc>
           <w:tcPr>
             <w:tcBorders>
@@ -44,7 +45,6 @@
           </w:tcPr>
           <w:p>
             <w:pPr>
-              <w:pStyle w:val="Normal"/>
               <w:jc w:val="left"/>
               <w:pBdr>
                 <w:bottom w:val="none" w:sz="0" w:space="0" w:color="000000"/>
@@ -99,7 +99,6 @@
           </w:tcPr>
           <w:p>
             <w:pPr>
-              <w:pStyle w:val="Normal"/>
               <w:jc w:val="center"/>
               <w:pBdr>
                 <w:bottom w:val="none" w:sz="0" w:space="0" w:color="000000"/>
@@ -140,6 +139,7 @@
         <w:trPr>
           <w:trHeight w:val="360" w:hRule="auto"/>
         </w:trPr>
+        body1
         <w:tc>
           <w:tcPr>
             <w:tcBorders>
@@ -159,7 +159,6 @@
           </w:tcPr>
           <w:p>
             <w:pPr>
-              <w:pStyle w:val="Normal"/>
               <w:jc w:val="left"/>
               <w:pBdr>
                 <w:bottom w:val="none" w:sz="0" w:space="0" w:color="000000"/>
@@ -214,7 +213,6 @@
           </w:tcPr>
           <w:p>
             <w:pPr>
-              <w:pStyle w:val="Normal"/>
               <w:jc w:val="center"/>
               <w:pBdr>
                 <w:bottom w:val="none" w:sz="0" w:space="0" w:color="000000"/>
@@ -255,6 +253,7 @@
         <w:trPr>
           <w:trHeight w:val="360" w:hRule="auto"/>
         </w:trPr>
+        body2
         <w:tc>
           <w:tcPr>
             <w:tcBorders>
@@ -274,7 +273,6 @@
           </w:tcPr>
           <w:p>
             <w:pPr>
-              <w:pStyle w:val="Normal"/>
               <w:jc w:val="left"/>
               <w:pBdr>
                 <w:bottom w:val="none" w:sz="0" w:space="0" w:color="000000"/>
@@ -329,7 +327,6 @@
           </w:tcPr>
           <w:p>
             <w:pPr>
-              <w:pStyle w:val="Normal"/>
               <w:jc w:val="center"/>
               <w:pBdr>
                 <w:bottom w:val="none" w:sz="0" w:space="0" w:color="000000"/>
@@ -370,6 +367,7 @@
         <w:trPr>
           <w:trHeight w:val="360" w:hRule="auto"/>
         </w:trPr>
+        body3
         <w:tc>
           <w:tcPr>
             <w:tcBorders>
@@ -389,7 +387,6 @@
           </w:tcPr>
           <w:p>
             <w:pPr>
-              <w:pStyle w:val="Normal"/>
               <w:jc w:val="left"/>
               <w:pBdr>
                 <w:bottom w:val="none" w:sz="0" w:space="0" w:color="000000"/>
@@ -444,7 +441,6 @@
           </w:tcPr>
           <w:p>
             <w:pPr>
-              <w:pStyle w:val="Normal"/>
               <w:jc w:val="center"/>
               <w:pBdr>
                 <w:bottom w:val="none" w:sz="0" w:space="0" w:color="000000"/>
@@ -485,6 +481,7 @@
         <w:trPr>
           <w:trHeight w:val="360" w:hRule="auto"/>
         </w:trPr>
+        body4
         <w:tc>
           <w:tcPr>
             <w:tcBorders>
@@ -504,7 +501,6 @@
           </w:tcPr>
           <w:p>
             <w:pPr>
-              <w:pStyle w:val="Normal"/>
               <w:jc w:val="left"/>
               <w:pBdr>
                 <w:bottom w:val="none" w:sz="0" w:space="0" w:color="000000"/>
@@ -559,7 +555,6 @@
           </w:tcPr>
           <w:p>
             <w:pPr>
-              <w:pStyle w:val="Normal"/>
               <w:jc w:val="center"/>
               <w:pBdr>
                 <w:bottom w:val="none" w:sz="0" w:space="0" w:color="000000"/>
@@ -600,6 +595,7 @@
         <w:trPr>
           <w:trHeight w:val="360" w:hRule="auto"/>
         </w:trPr>
+        body5
         <w:tc>
           <w:tcPr>
             <w:tcBorders>
@@ -619,7 +615,6 @@
           </w:tcPr>
           <w:p>
             <w:pPr>
-              <w:pStyle w:val="Normal"/>
               <w:jc w:val="left"/>
               <w:pBdr>
                 <w:bottom w:val="none" w:sz="0" w:space="0" w:color="000000"/>
@@ -674,7 +669,6 @@
           </w:tcPr>
           <w:p>
             <w:pPr>
-              <w:pStyle w:val="Normal"/>
               <w:jc w:val="center"/>
               <w:pBdr>
                 <w:bottom w:val="none" w:sz="0" w:space="0" w:color="000000"/>
@@ -715,6 +709,7 @@
         <w:trPr>
           <w:trHeight w:val="360" w:hRule="auto"/>
         </w:trPr>
+        body6
         <w:tc>
           <w:tcPr>
             <w:tcBorders>
@@ -734,7 +729,6 @@
           </w:tcPr>
           <w:p>
             <w:pPr>
-              <w:pStyle w:val="Normal"/>
               <w:jc w:val="left"/>
               <w:pBdr>
                 <w:bottom w:val="none" w:sz="0" w:space="0" w:color="000000"/>
@@ -789,7 +783,6 @@
           </w:tcPr>
           <w:p>
             <w:pPr>
-              <w:pStyle w:val="Normal"/>
               <w:jc w:val="center"/>
               <w:pBdr>
                 <w:bottom w:val="none" w:sz="0" w:space="0" w:color="000000"/>
@@ -830,6 +823,7 @@
         <w:trPr>
           <w:trHeight w:val="360" w:hRule="auto"/>
         </w:trPr>
+        footer1
         <w:tc>
           <w:tcPr>
             <w:gridSpan w:val="2"/>
@@ -850,7 +844,6 @@
           </w:tcPr>
           <w:p>
             <w:pPr>
-              <w:pStyle w:val="Normal"/>
               <w:jc w:val="left"/>
               <w:pBdr>
                 <w:bottom w:val="none" w:sz="0" w:space="0" w:color="000000"/>

--- a/results/regression.docx
+++ b/results/regression.docx
@@ -25,7 +25,6 @@
           <w:trHeight w:val="360" w:hRule="auto"/>
           <w:tblHeader/>
         </w:trPr>
-        header1
         <w:tc>
           <w:tcPr>
             <w:tcBorders>
@@ -45,6 +44,7 @@
           </w:tcPr>
           <w:p>
             <w:pPr>
+              <w:pStyle w:val="Normal"/>
               <w:jc w:val="left"/>
               <w:pBdr>
                 <w:bottom w:val="none" w:sz="0" w:space="0" w:color="000000"/>
@@ -99,6 +99,7 @@
           </w:tcPr>
           <w:p>
             <w:pPr>
+              <w:pStyle w:val="Normal"/>
               <w:jc w:val="center"/>
               <w:pBdr>
                 <w:bottom w:val="none" w:sz="0" w:space="0" w:color="000000"/>
@@ -139,7 +140,6 @@
         <w:trPr>
           <w:trHeight w:val="360" w:hRule="auto"/>
         </w:trPr>
-        body1
         <w:tc>
           <w:tcPr>
             <w:tcBorders>
@@ -159,6 +159,7 @@
           </w:tcPr>
           <w:p>
             <w:pPr>
+              <w:pStyle w:val="Normal"/>
               <w:jc w:val="left"/>
               <w:pBdr>
                 <w:bottom w:val="none" w:sz="0" w:space="0" w:color="000000"/>
@@ -213,6 +214,7 @@
           </w:tcPr>
           <w:p>
             <w:pPr>
+              <w:pStyle w:val="Normal"/>
               <w:jc w:val="center"/>
               <w:pBdr>
                 <w:bottom w:val="none" w:sz="0" w:space="0" w:color="000000"/>
@@ -253,7 +255,6 @@
         <w:trPr>
           <w:trHeight w:val="360" w:hRule="auto"/>
         </w:trPr>
-        body2
         <w:tc>
           <w:tcPr>
             <w:tcBorders>
@@ -273,6 +274,7 @@
           </w:tcPr>
           <w:p>
             <w:pPr>
+              <w:pStyle w:val="Normal"/>
               <w:jc w:val="left"/>
               <w:pBdr>
                 <w:bottom w:val="none" w:sz="0" w:space="0" w:color="000000"/>
@@ -327,6 +329,7 @@
           </w:tcPr>
           <w:p>
             <w:pPr>
+              <w:pStyle w:val="Normal"/>
               <w:jc w:val="center"/>
               <w:pBdr>
                 <w:bottom w:val="none" w:sz="0" w:space="0" w:color="000000"/>
@@ -367,7 +370,6 @@
         <w:trPr>
           <w:trHeight w:val="360" w:hRule="auto"/>
         </w:trPr>
-        body3
         <w:tc>
           <w:tcPr>
             <w:tcBorders>
@@ -387,6 +389,7 @@
           </w:tcPr>
           <w:p>
             <w:pPr>
+              <w:pStyle w:val="Normal"/>
               <w:jc w:val="left"/>
               <w:pBdr>
                 <w:bottom w:val="none" w:sz="0" w:space="0" w:color="000000"/>
@@ -441,6 +444,7 @@
           </w:tcPr>
           <w:p>
             <w:pPr>
+              <w:pStyle w:val="Normal"/>
               <w:jc w:val="center"/>
               <w:pBdr>
                 <w:bottom w:val="none" w:sz="0" w:space="0" w:color="000000"/>
@@ -481,7 +485,6 @@
         <w:trPr>
           <w:trHeight w:val="360" w:hRule="auto"/>
         </w:trPr>
-        body4
         <w:tc>
           <w:tcPr>
             <w:tcBorders>
@@ -501,6 +504,7 @@
           </w:tcPr>
           <w:p>
             <w:pPr>
+              <w:pStyle w:val="Normal"/>
               <w:jc w:val="left"/>
               <w:pBdr>
                 <w:bottom w:val="none" w:sz="0" w:space="0" w:color="000000"/>
@@ -555,6 +559,7 @@
           </w:tcPr>
           <w:p>
             <w:pPr>
+              <w:pStyle w:val="Normal"/>
               <w:jc w:val="center"/>
               <w:pBdr>
                 <w:bottom w:val="none" w:sz="0" w:space="0" w:color="000000"/>
@@ -595,7 +600,6 @@
         <w:trPr>
           <w:trHeight w:val="360" w:hRule="auto"/>
         </w:trPr>
-        body5
         <w:tc>
           <w:tcPr>
             <w:tcBorders>
@@ -615,6 +619,7 @@
           </w:tcPr>
           <w:p>
             <w:pPr>
+              <w:pStyle w:val="Normal"/>
               <w:jc w:val="left"/>
               <w:pBdr>
                 <w:bottom w:val="none" w:sz="0" w:space="0" w:color="000000"/>
@@ -669,6 +674,7 @@
           </w:tcPr>
           <w:p>
             <w:pPr>
+              <w:pStyle w:val="Normal"/>
               <w:jc w:val="center"/>
               <w:pBdr>
                 <w:bottom w:val="none" w:sz="0" w:space="0" w:color="000000"/>
@@ -709,7 +715,6 @@
         <w:trPr>
           <w:trHeight w:val="360" w:hRule="auto"/>
         </w:trPr>
-        body6
         <w:tc>
           <w:tcPr>
             <w:tcBorders>
@@ -729,6 +734,7 @@
           </w:tcPr>
           <w:p>
             <w:pPr>
+              <w:pStyle w:val="Normal"/>
               <w:jc w:val="left"/>
               <w:pBdr>
                 <w:bottom w:val="none" w:sz="0" w:space="0" w:color="000000"/>
@@ -783,6 +789,7 @@
           </w:tcPr>
           <w:p>
             <w:pPr>
+              <w:pStyle w:val="Normal"/>
               <w:jc w:val="center"/>
               <w:pBdr>
                 <w:bottom w:val="none" w:sz="0" w:space="0" w:color="000000"/>
@@ -823,7 +830,6 @@
         <w:trPr>
           <w:trHeight w:val="360" w:hRule="auto"/>
         </w:trPr>
-        footer1
         <w:tc>
           <w:tcPr>
             <w:gridSpan w:val="2"/>
@@ -844,6 +850,7 @@
           </w:tcPr>
           <w:p>
             <w:pPr>
+              <w:pStyle w:val="Normal"/>
               <w:jc w:val="left"/>
               <w:pBdr>
                 <w:bottom w:val="none" w:sz="0" w:space="0" w:color="000000"/>
